--- a/docassemble/CivilNoContactOrderRequest/data/templates/others_protected_addendum.docx
+++ b/docassemble/CivilNoContactOrderRequest/data/templates/others_protected_addendum.docx
@@ -316,7 +316,13 @@
         <w:rPr>
           <w:rFonts w:ascii="Arial" w:hAnsi="Arial" w:cs="Arial"/>
         </w:rPr>
-        <w:t xml:space="preserve"> in </w:t>
+        <w:t xml:space="preserve"> in</w:t>
+      </w:r>
+      <w:r>
+        <w:rPr>
+          <w:rFonts w:ascii="Arial" w:hAnsi="Arial" w:cs="Arial"/>
+        </w:rPr>
+        <w:t xml:space="preserve"> </w:t>
       </w:r>
       <w:r>
         <w:rPr>
@@ -340,13 +346,37 @@
         <w:rPr>
           <w:rFonts w:ascii="Arial" w:hAnsi="Arial" w:cs="Arial"/>
         </w:rPr>
-        <w:t>person.include_in_addendum == True</w:t>
-      </w:r>
-      <w:r>
-        <w:rPr>
-          <w:rFonts w:ascii="Arial" w:hAnsi="Arial" w:cs="Arial"/>
-        </w:rPr>
-        <w:t xml:space="preserve"> %}</w:t>
+        <w:t xml:space="preserve">trial_court.address.county == “Cook” or </w:t>
+      </w:r>
+      <w:r>
+        <w:rPr>
+          <w:rFonts w:ascii="Arial" w:hAnsi="Arial" w:cs="Arial"/>
+        </w:rPr>
+        <w:t>loop.</w:t>
+      </w:r>
+      <w:r>
+        <w:rPr>
+          <w:rFonts w:ascii="Arial" w:hAnsi="Arial" w:cs="Arial"/>
+        </w:rPr>
+        <w:t>index</w:t>
+      </w:r>
+      <w:r>
+        <w:rPr>
+          <w:rFonts w:ascii="Arial" w:hAnsi="Arial" w:cs="Arial"/>
+        </w:rPr>
+        <w:t>0</w:t>
+      </w:r>
+      <w:r>
+        <w:rPr>
+          <w:rFonts w:ascii="Arial" w:hAnsi="Arial" w:cs="Arial"/>
+        </w:rPr>
+        <w:t xml:space="preserve"> &gt; 1 </w:t>
+      </w:r>
+      <w:r>
+        <w:rPr>
+          <w:rFonts w:ascii="Arial" w:hAnsi="Arial" w:cs="Arial"/>
+        </w:rPr>
+        <w:t>%}</w:t>
       </w:r>
     </w:p>
     <w:tbl>
